--- a/docs/JUDGE_QA.docx
+++ b/docs/JUDGE_QA.docx
@@ -4,1551 +4,1450 @@
   <w:body>
     <w:p>
       <w:pPr>
-        <w:pStyle w:val="Heading1"/>
-        <w:spacing w:before="240" w:after="120"/>
+        <w:spacing w:after="80"/>
+        <w:jc w:val="center"/>
       </w:pPr>
       <w:r>
         <w:rPr>
           <w:rFonts w:ascii="Calibri" w:hAnsi="Calibri"/>
           <w:b/>
-          <w:color w:val="0F2A4A"/>
-          <w:sz w:val="36"/>
+          <w:color w:val="003366"/>
+          <w:sz w:val="48"/>
         </w:rPr>
-        <w:t>🛡️ SIH26006: Anticipated Judge Q&amp;A &amp; Defense Strategies</w:t>
+        <w:t>Freight DSS | SIH26006</w:t>
       </w:r>
     </w:p>
     <w:p>
       <w:pPr>
-        <w:spacing w:before="80" w:after="80"/>
-        <w:ind w:left="432"/>
+        <w:spacing w:after="160"/>
+        <w:jc w:val="center"/>
+      </w:pPr>
+      <w:r>
+        <w:rPr>
+          <w:rFonts w:ascii="Calibri" w:hAnsi="Calibri"/>
+          <w:i/>
+          <w:color w:val="1E5A96"/>
+          <w:sz w:val="26"/>
+        </w:rPr>
+        <w:t>Comprehensive Judge &amp; Jury Q&amp;A Defense Master Guide</w:t>
+      </w:r>
+    </w:p>
+    <w:p>
+      <w:pPr>
+        <w:spacing w:after="360"/>
+        <w:jc w:val="center"/>
       </w:pPr>
       <w:r>
         <w:rPr>
           <w:rFonts w:ascii="Calibri" w:hAnsi="Calibri"/>
           <w:b/>
-          <w:color w:val="1E3A5F"/>
-          <w:sz w:val="21"/>
+          <w:color w:val="323232"/>
+          <w:sz w:val="19"/>
         </w:rPr>
-        <w:t>Prepared for</w:t>
-      </w:r>
-      <w:r>
-        <w:rPr>
-          <w:rFonts w:ascii="Calibri" w:hAnsi="Calibri"/>
-          <w:i/>
-          <w:color w:val="1E3A5F"/>
-          <w:sz w:val="21"/>
-        </w:rPr>
-        <w:t>: Smart India Hackathon 2026 Evaluation Panel</w:t>
+        <w:t>15 High-Probability Questions &amp; Model Answers | Target: Ministry of Steel, PSU Officers &amp; AI/OR Evaluators | Format: Executive Summary + Beginner Analogy + Deep Technical Defense</w:t>
       </w:r>
     </w:p>
     <w:p>
       <w:pPr>
-        <w:spacing w:before="80" w:after="80"/>
-        <w:ind w:left="432"/>
+        <w:spacing w:after="240"/>
+        <w:pBdr>
+          <w:bottom w:val="single" w:sz="12" w:space="1" w:color="003366"/>
+        </w:pBdr>
+      </w:pPr>
+    </w:p>
+    <w:tbl>
+      <w:tblPr>
+        <w:tblW w:type="auto" w:w="0"/>
+        <w:jc w:val="center"/>
+        <w:tblLayout w:type="fixed"/>
+        <w:tblLook w:firstColumn="1" w:firstRow="1" w:lastColumn="0" w:lastRow="0" w:noHBand="0" w:noVBand="1" w:val="04A0"/>
+      </w:tblPr>
+      <w:tblGrid>
+        <w:gridCol w:w="9360"/>
+      </w:tblGrid>
+      <w:tr>
+        <w:tc>
+          <w:tcPr>
+            <w:tcW w:type="dxa" w:w="9360"/>
+            <w:shd w:fill="F0F4F8"/>
+            <w:tcMar>
+              <w:top w:w="140" w:type="dxa"/>
+              <w:bottom w:w="140" w:type="dxa"/>
+              <w:left w:w="200" w:type="dxa"/>
+              <w:right w:w="180" w:type="dxa"/>
+            </w:tcMar>
+            <w:tcBorders>
+              <w:left w:val="single" w:sz="24" w:space="0" w:color="003366"/>
+              <w:top w:val="none"/>
+              <w:right w:val="none"/>
+              <w:bottom w:val="none"/>
+            </w:tcBorders>
+          </w:tcPr>
+          <w:p>
+            <w:pPr>
+              <w:spacing w:after="40"/>
+            </w:pPr>
+            <w:r>
+              <w:rPr>
+                <w:rFonts w:ascii="Calibri" w:hAnsi="Calibri"/>
+                <w:b/>
+                <w:color w:val="003366"/>
+                <w:sz w:val="22"/>
+              </w:rPr>
+              <w:t>📌 HOW TO USE THIS DEFENSE GUIDE</w:t>
+              <w:br/>
+            </w:r>
+            <w:r>
+              <w:rPr>
+                <w:rFonts w:ascii="Calibri" w:hAnsi="Calibri"/>
+                <w:color w:val="323232"/>
+                <w:sz w:val="20"/>
+              </w:rPr>
+              <w:t>Every answer follows a three-part structure: (1) An Executive 1-Sentence Takeaway for immediate clarity, (2) A Beginner-Friendly Analogy so non-technical ministry evaluators understand the common-sense logic, and (3) A Deep Technical Defense with mathematical formulas, algorithms, and architectural proof for engineering judges.</w:t>
+            </w:r>
+          </w:p>
+        </w:tc>
+      </w:tr>
+    </w:tbl>
+    <w:p>
+      <w:pPr>
+        <w:spacing w:after="120"/>
+      </w:pPr>
+    </w:p>
+    <w:p>
+      <w:pPr>
+        <w:keepNext/>
+        <w:spacing w:before="320" w:after="120"/>
       </w:pPr>
       <w:r>
         <w:rPr>
           <w:rFonts w:ascii="Calibri" w:hAnsi="Calibri"/>
           <w:b/>
-          <w:color w:val="1E3A5F"/>
-          <w:sz w:val="21"/>
+          <w:color w:val="003366"/>
+          <w:sz w:val="32"/>
         </w:rPr>
-        <w:t>Domain</w:t>
-      </w:r>
-      <w:r>
-        <w:rPr>
-          <w:rFonts w:ascii="Calibri" w:hAnsi="Calibri"/>
-          <w:i/>
-          <w:color w:val="1E3A5F"/>
-          <w:sz w:val="21"/>
-        </w:rPr>
-        <w:t>: Ministry of Steel, SAIL Logistics, Maritime Operations, AI/ML Evaluators</w:t>
+        <w:t>Q1: Why did you use Mixed-Integer Linear Programming (MILP) instead of Reinforcement Learning (RL) or Genetic Algorithms?</w:t>
       </w:r>
     </w:p>
     <w:p>
       <w:pPr>
-        <w:spacing w:before="40" w:after="80"/>
-      </w:pPr>
-      <w:r>
-        <w:rPr>
-          <w:rFonts w:ascii="Calibri" w:hAnsi="Calibri"/>
-          <w:sz w:val="21"/>
-        </w:rPr>
-        <w:t>---</w:t>
-      </w:r>
-    </w:p>
-    <w:p>
-      <w:pPr>
-        <w:pStyle w:val="Heading3"/>
-        <w:spacing w:before="160" w:after="60"/>
+        <w:spacing w:after="80" w:line="276" w:lineRule="auto"/>
       </w:pPr>
       <w:r>
         <w:rPr>
           <w:rFonts w:ascii="Calibri" w:hAnsi="Calibri"/>
           <w:b/>
-          <w:color w:val="2B4C7E"/>
-          <w:sz w:val="24"/>
+          <w:color w:val="323232"/>
+          <w:sz w:val="21"/>
         </w:rPr>
-        <w:t>Q1: Why did you use Mixed-Integer Linear Programming (MILP) instead of a Reinforcement Learning (RL) or Genetic Algorithm?</w:t>
+        <w:t xml:space="preserve">🎯 Executive Takeaway: </w:t>
+      </w:r>
+      <w:r>
+        <w:rPr>
+          <w:rFonts w:ascii="Calibri" w:hAnsi="Calibri"/>
+          <w:color w:val="323232"/>
+          <w:sz w:val="21"/>
+        </w:rPr>
+        <w:t>MILP guarantees a mathematically optimal, 100% reproducible solution that satisfies all physical constraints with zero risk of illegal actions.</w:t>
       </w:r>
     </w:p>
     <w:p>
       <w:pPr>
-        <w:spacing w:before="40" w:after="80"/>
+        <w:spacing w:after="80" w:line="276" w:lineRule="auto"/>
       </w:pPr>
       <w:r>
         <w:rPr>
           <w:rFonts w:ascii="Calibri" w:hAnsi="Calibri"/>
           <w:b/>
-          <w:color w:val="111827"/>
+          <w:color w:val="323232"/>
           <w:sz w:val="21"/>
         </w:rPr>
-        <w:t>Answer</w:t>
+        <w:t xml:space="preserve">💡 Plain-English Explanation (For All Judges): </w:t>
       </w:r>
       <w:r>
         <w:rPr>
           <w:rFonts w:ascii="Calibri" w:hAnsi="Calibri"/>
+          <w:color w:val="323232"/>
           <w:sz w:val="21"/>
         </w:rPr>
-        <w:t>:</w:t>
+        <w:t>Imagine packing a school bus: Reinforcement Learning is like letting a robot try random arrangements until it figures it out — sometimes it might try putting a bicycle through the roof! MILP is like a master architect using geometry to prove the single best way to fit every box without breaking any windows.</w:t>
       </w:r>
     </w:p>
     <w:p>
       <w:pPr>
-        <w:pStyle w:val="ListBullet"/>
-        <w:spacing w:before="20" w:after="20"/>
-        <w:ind w:left="360"/>
+        <w:spacing w:after="80" w:line="276" w:lineRule="auto"/>
       </w:pPr>
       <w:r>
         <w:rPr>
           <w:rFonts w:ascii="Calibri" w:hAnsi="Calibri"/>
           <w:b/>
-          <w:color w:val="111827"/>
+          <w:color w:val="323232"/>
           <w:sz w:val="21"/>
         </w:rPr>
-        <w:t>Mathematical Optimality Guarantee</w:t>
+        <w:t xml:space="preserve">🔬 Deep Technical Defense (For Engineers &amp; Evaluators): </w:t>
       </w:r>
       <w:r>
         <w:rPr>
           <w:rFonts w:ascii="Calibri" w:hAnsi="Calibri"/>
+          <w:color w:val="323232"/>
           <w:sz w:val="21"/>
         </w:rPr>
-        <w:t>: In government procurement and PSU audit scrutiny (CVC/CAG audits), chartering decisions must be provably optimal and reproducible. MILP guarantees a mathematically optimal solution to the objective function, whereas RL and Genetic Algorithms provide heuristic, stochastic approximations that can violate hard physical constraints.</w:t>
+        <w:t>In government PSU audits (CVC/CAG), procurement decisions cannot rely on stochastic approximations. Genetic Algorithms and RL are heuristic and cannot guarantee optimality. Furthermore, RL requires penalty rewards that frequently violate hard physical constraints (e.g. ship draft &gt; channel depth) during exploration. Using PuLP with the COIN-OR CBC Branch-and-Cut solver, our MILP formulation solves in &lt;120 milliseconds with complete mathematical determinism.</w:t>
       </w:r>
     </w:p>
     <w:p>
       <w:pPr>
-        <w:pStyle w:val="ListBullet"/>
-        <w:spacing w:before="20" w:after="20"/>
-        <w:ind w:left="360"/>
+        <w:spacing w:after="160"/>
+        <w:pBdr>
+          <w:bottom w:val="dotted" w:sz="6" w:space="1" w:color="CCCCCC"/>
+        </w:pBdr>
+      </w:pPr>
+    </w:p>
+    <w:p>
+      <w:pPr>
+        <w:keepNext/>
+        <w:spacing w:before="320" w:after="120"/>
       </w:pPr>
       <w:r>
         <w:rPr>
           <w:rFonts w:ascii="Calibri" w:hAnsi="Calibri"/>
           <w:b/>
-          <w:color w:val="111827"/>
-          <w:sz w:val="21"/>
+          <w:color w:val="003366"/>
+          <w:sz w:val="32"/>
         </w:rPr>
-        <w:t>Strict Hard Constraints</w:t>
-      </w:r>
-      <w:r>
-        <w:rPr>
-          <w:rFonts w:ascii="Calibri" w:hAnsi="Calibri"/>
-          <w:sz w:val="21"/>
-        </w:rPr>
-        <w:t>: MILP enforces hard physical constraints (e.g., vessel draft $\le$ port max draft, integer vessel units $x_{v,t} \in \mathbb{Z}_{\ge 0}$) with zero tolerance for constraint violation. RL agents frequently generate illegal actions during exploration phases.</w:t>
+        <w:t>Q2: Why use a two-tier hybrid model (LightGBM + Prophet) instead of an end-to-end Deep Learning model like LSTM or Transformers?</w:t>
       </w:r>
     </w:p>
     <w:p>
       <w:pPr>
-        <w:pStyle w:val="ListBullet"/>
-        <w:spacing w:before="20" w:after="20"/>
-        <w:ind w:left="360"/>
+        <w:spacing w:after="80" w:line="276" w:lineRule="auto"/>
       </w:pPr>
       <w:r>
         <w:rPr>
           <w:rFonts w:ascii="Calibri" w:hAnsi="Calibri"/>
           <w:b/>
-          <w:color w:val="111827"/>
+          <w:color w:val="323232"/>
           <w:sz w:val="21"/>
         </w:rPr>
-        <w:t>Computational Speed &amp; Determinism</w:t>
+        <w:t xml:space="preserve">🎯 Executive Takeaway: </w:t>
       </w:r>
       <w:r>
         <w:rPr>
           <w:rFonts w:ascii="Calibri" w:hAnsi="Calibri"/>
+          <w:color w:val="323232"/>
           <w:sz w:val="21"/>
         </w:rPr>
-        <w:t xml:space="preserve">: Using the PuLP CBC Branch-and-Cut solver, the MILP model solves across a 60-day planning horizon with 3 vessel classes and 5 ports in under </w:t>
-      </w:r>
-      <w:r>
-        <w:rPr>
-          <w:rFonts w:ascii="Calibri" w:hAnsi="Calibri"/>
-          <w:b/>
-          <w:color w:val="111827"/>
-          <w:sz w:val="21"/>
-        </w:rPr>
-        <w:t>120 milliseconds</w:t>
-      </w:r>
-      <w:r>
-        <w:rPr>
-          <w:rFonts w:ascii="Calibri" w:hAnsi="Calibri"/>
-          <w:sz w:val="21"/>
-        </w:rPr>
-        <w:t>, making it ideal for real-time interactive decision support.</w:t>
+        <w:t>Freight rates have two completely different mathematical personalities: short-term volatility driven by fuel, and long-term cycles driven by seasons; splitting them yields far higher accuracy and avoids deep learning overfitting.</w:t>
       </w:r>
     </w:p>
     <w:p>
       <w:pPr>
-        <w:spacing w:before="40" w:after="80"/>
-      </w:pPr>
-      <w:r>
-        <w:rPr>
-          <w:rFonts w:ascii="Calibri" w:hAnsi="Calibri"/>
-          <w:sz w:val="21"/>
-        </w:rPr>
-        <w:t>---</w:t>
-      </w:r>
-    </w:p>
-    <w:p>
-      <w:pPr>
-        <w:pStyle w:val="Heading3"/>
-        <w:spacing w:before="160" w:after="60"/>
+        <w:spacing w:after="80" w:line="276" w:lineRule="auto"/>
       </w:pPr>
       <w:r>
         <w:rPr>
           <w:rFonts w:ascii="Calibri" w:hAnsi="Calibri"/>
           <w:b/>
-          <w:color w:val="2B4C7E"/>
-          <w:sz w:val="24"/>
+          <w:color w:val="323232"/>
+          <w:sz w:val="21"/>
         </w:rPr>
-        <w:t>Q2: Why use a hybrid LightGBM + Prophet model instead of an end-to-end Deep Learning model like LSTM or Temporal Fusion Transformer (TFT)?</w:t>
+        <w:t xml:space="preserve">💡 Plain-English Explanation (For All Judges): </w:t>
+      </w:r>
+      <w:r>
+        <w:rPr>
+          <w:rFonts w:ascii="Calibri" w:hAnsi="Calibri"/>
+          <w:color w:val="323232"/>
+          <w:sz w:val="21"/>
+        </w:rPr>
+        <w:t>Think of weather and climate: predicting if it will rain tomorrow requires looking at today's wind and humidity (LightGBM). Predicting if next July will be hot requires looking at the calendar and 25-year summer trends (Prophet). You wouldn't use the same thermometer for both!</w:t>
       </w:r>
     </w:p>
     <w:p>
       <w:pPr>
-        <w:spacing w:before="40" w:after="80"/>
+        <w:spacing w:after="80" w:line="276" w:lineRule="auto"/>
       </w:pPr>
       <w:r>
         <w:rPr>
           <w:rFonts w:ascii="Calibri" w:hAnsi="Calibri"/>
           <w:b/>
-          <w:color w:val="111827"/>
+          <w:color w:val="323232"/>
           <w:sz w:val="21"/>
         </w:rPr>
-        <w:t>Answer</w:t>
+        <w:t xml:space="preserve">🔬 Deep Technical Defense (For Engineers &amp; Evaluators): </w:t>
       </w:r>
       <w:r>
         <w:rPr>
           <w:rFonts w:ascii="Calibri" w:hAnsi="Calibri"/>
+          <w:color w:val="323232"/>
           <w:sz w:val="21"/>
         </w:rPr>
-        <w:t>:</w:t>
+        <w:t>Daily freight indices have only ~250 trading records per year. Deep neural networks (LSTMs, TFTs) require tens of thousands of sequential points, making them prone to severe overfitting on small macro time-series. LightGBM handles high-frequency non-linear feature interactions (7-day volatility, lags, bunker fuel covariance) for Days 1-15. Prophet decomposes additive yearly seasonality and macroeconomic trends for Days 16-60 using our 25-year Kaggle dataset, complete with formal 80% confidence interval envelopes.</w:t>
       </w:r>
     </w:p>
     <w:p>
       <w:pPr>
-        <w:pStyle w:val="ListBullet"/>
-        <w:spacing w:before="20" w:after="20"/>
-        <w:ind w:left="360"/>
+        <w:spacing w:after="160"/>
+        <w:pBdr>
+          <w:bottom w:val="dotted" w:sz="6" w:space="1" w:color="CCCCCC"/>
+        </w:pBdr>
+      </w:pPr>
+    </w:p>
+    <w:p>
+      <w:pPr>
+        <w:keepNext/>
+        <w:spacing w:before="320" w:after="120"/>
       </w:pPr>
       <w:r>
         <w:rPr>
           <w:rFonts w:ascii="Calibri" w:hAnsi="Calibri"/>
           <w:b/>
-          <w:color w:val="111827"/>
-          <w:sz w:val="21"/>
+          <w:color w:val="003366"/>
+          <w:sz w:val="32"/>
         </w:rPr>
-        <w:t>Regime Separation</w:t>
-      </w:r>
-      <w:r>
-        <w:rPr>
-          <w:rFonts w:ascii="Calibri" w:hAnsi="Calibri"/>
-          <w:sz w:val="21"/>
-        </w:rPr>
-        <w:t xml:space="preserve">: Freight rates exhibit two distinct dynamics: high-frequency short-term volatility driven by spot fuel swings, and low-frequency medium-term cyclicality driven by trade seasons. </w:t>
+        <w:t>Q3: Where does your training data come from, and how realistic is it?</w:t>
       </w:r>
     </w:p>
     <w:p>
       <w:pPr>
-        <w:pStyle w:val="ListBullet"/>
-        <w:spacing w:before="20" w:after="20"/>
-        <w:ind w:left="360"/>
+        <w:spacing w:after="80" w:line="276" w:lineRule="auto"/>
       </w:pPr>
       <w:r>
         <w:rPr>
           <w:rFonts w:ascii="Calibri" w:hAnsi="Calibri"/>
           <w:b/>
-          <w:color w:val="111827"/>
+          <w:color w:val="323232"/>
           <w:sz w:val="21"/>
         </w:rPr>
-        <w:t>LightGBM (T+1 to T+15)</w:t>
+        <w:t xml:space="preserve">🎯 Executive Takeaway: </w:t>
       </w:r>
       <w:r>
         <w:rPr>
           <w:rFonts w:ascii="Calibri" w:hAnsi="Calibri"/>
+          <w:color w:val="323232"/>
           <w:sz w:val="21"/>
         </w:rPr>
-        <w:t xml:space="preserve"> excels at non-linear feature interactions (multi-day lags, rolling standard deviation, bunker fuel spreads) without overfitting on smaller time-series samples.</w:t>
+        <w:t>Our data is grounded in 25 years of authentic Kaggle Baltic Dry Index records (2000-2024), live Yahoo Finance macroeconomic indicators, and calibrated Indian port specifications.</w:t>
       </w:r>
     </w:p>
     <w:p>
       <w:pPr>
-        <w:pStyle w:val="ListBullet"/>
-        <w:spacing w:before="20" w:after="20"/>
-        <w:ind w:left="360"/>
+        <w:spacing w:after="80" w:line="276" w:lineRule="auto"/>
       </w:pPr>
       <w:r>
         <w:rPr>
           <w:rFonts w:ascii="Calibri" w:hAnsi="Calibri"/>
           <w:b/>
-          <w:color w:val="111827"/>
+          <w:color w:val="323232"/>
           <w:sz w:val="21"/>
         </w:rPr>
-        <w:t>Prophet / Holt-Winters (T+16 to T+60)</w:t>
+        <w:t xml:space="preserve">💡 Plain-English Explanation (For All Judges): </w:t>
       </w:r>
       <w:r>
         <w:rPr>
           <w:rFonts w:ascii="Calibri" w:hAnsi="Calibri"/>
+          <w:color w:val="323232"/>
           <w:sz w:val="21"/>
         </w:rPr>
-        <w:t xml:space="preserve"> robustly decomposes quarterly steel manufacturing cycles and monsoon seasonality while providing formal statistical confidence intervals (80% CI).</w:t>
+        <w:t>We do not make up fake numbers. We downloaded 25 years of real global shipping history — including the 2008 financial crash, the 2020 COVID lockdowns, and the 2021 Suez Canal blockage — so our model has learned how ships behave during real historical crises.</w:t>
       </w:r>
     </w:p>
     <w:p>
       <w:pPr>
-        <w:pStyle w:val="ListBullet"/>
-        <w:spacing w:before="20" w:after="20"/>
-        <w:ind w:left="360"/>
+        <w:spacing w:after="80" w:line="276" w:lineRule="auto"/>
       </w:pPr>
       <w:r>
         <w:rPr>
           <w:rFonts w:ascii="Calibri" w:hAnsi="Calibri"/>
           <w:b/>
-          <w:color w:val="111827"/>
+          <w:color w:val="323232"/>
           <w:sz w:val="21"/>
         </w:rPr>
-        <w:t>Data Efficiency</w:t>
+        <w:t xml:space="preserve">🔬 Deep Technical Defense (For Engineers &amp; Evaluators): </w:t>
       </w:r>
       <w:r>
         <w:rPr>
           <w:rFonts w:ascii="Calibri" w:hAnsi="Calibri"/>
+          <w:color w:val="323232"/>
           <w:sz w:val="21"/>
         </w:rPr>
-        <w:t>: Time-series dry bulk indices have daily cadence (~250 trading days/year). Deep Neural Networks (LSTMs/Transformers) require hundreds of thousands of samples to prevent overfitting and suffer from catastrophic forgetting during market regime shifts.</w:t>
+        <w:t>Specifically: (1) ml_engine/data_pipeline/raw_data/shipping_rates.csv provides 300 monthly periods (2000-2024) of Baltic Dry Index, container rates, and supply chain pressure. (2) yfinance streams live Brent Crude (BZ=F) and USD/INR (USDINR=X). (3) Port parameters (drafts, waiting queues, berth limits) are calibrated to real operational baselines across Paradip, Visakhapatnam, Haldia, Dhamra, and Kandla.</w:t>
       </w:r>
     </w:p>
     <w:p>
       <w:pPr>
-        <w:spacing w:before="40" w:after="80"/>
+        <w:spacing w:after="160"/>
+        <w:pBdr>
+          <w:bottom w:val="dotted" w:sz="6" w:space="1" w:color="CCCCCC"/>
+        </w:pBdr>
       </w:pPr>
-      <w:r>
-        <w:rPr>
-          <w:rFonts w:ascii="Calibri" w:hAnsi="Calibri"/>
-          <w:sz w:val="21"/>
-        </w:rPr>
-        <w:t>---</w:t>
-      </w:r>
     </w:p>
     <w:p>
       <w:pPr>
-        <w:pStyle w:val="Heading3"/>
-        <w:spacing w:before="160" w:after="60"/>
+        <w:keepNext/>
+        <w:spacing w:before="320" w:after="120"/>
       </w:pPr>
       <w:r>
         <w:rPr>
           <w:rFonts w:ascii="Calibri" w:hAnsi="Calibri"/>
           <w:b/>
-          <w:color w:val="2B4C7E"/>
-          <w:sz w:val="24"/>
+          <w:color w:val="003366"/>
+          <w:sz w:val="32"/>
         </w:rPr>
-        <w:t>Q3: How does this system integrate with legacy PSU ERP systems like SAIL/RINL's SAP S/4HANA or MSTC e-Procurement?</w:t>
+        <w:t>Q4: How does the system physically enforce port draft limitations (e.g. Haldia vs. Paradip)?</w:t>
       </w:r>
     </w:p>
     <w:p>
       <w:pPr>
-        <w:spacing w:before="40" w:after="80"/>
+        <w:spacing w:after="80" w:line="276" w:lineRule="auto"/>
       </w:pPr>
       <w:r>
         <w:rPr>
           <w:rFonts w:ascii="Calibri" w:hAnsi="Calibri"/>
           <w:b/>
-          <w:color w:val="111827"/>
+          <w:color w:val="323232"/>
           <w:sz w:val="21"/>
         </w:rPr>
-        <w:t>Answer</w:t>
+        <w:t xml:space="preserve">🎯 Executive Takeaway: </w:t>
       </w:r>
       <w:r>
         <w:rPr>
           <w:rFonts w:ascii="Calibri" w:hAnsi="Calibri"/>
+          <w:color w:val="323232"/>
           <w:sz w:val="21"/>
         </w:rPr>
-        <w:t>:</w:t>
+        <w:t>The optimizer enforces an absolute mathematical constraint that sets vessel count to zero if the vessel's required draft exceeds the port's maximum safe channel depth.</w:t>
       </w:r>
     </w:p>
     <w:p>
       <w:pPr>
-        <w:pStyle w:val="ListBullet"/>
-        <w:spacing w:before="20" w:after="20"/>
-        <w:ind w:left="360"/>
+        <w:spacing w:after="80" w:line="276" w:lineRule="auto"/>
       </w:pPr>
       <w:r>
         <w:rPr>
           <w:rFonts w:ascii="Calibri" w:hAnsi="Calibri"/>
           <w:b/>
-          <w:color w:val="111827"/>
+          <w:color w:val="323232"/>
           <w:sz w:val="21"/>
         </w:rPr>
-        <w:t>Standard REST/JSON APIs</w:t>
+        <w:t xml:space="preserve">💡 Plain-English Explanation (For All Judges): </w:t>
       </w:r>
       <w:r>
         <w:rPr>
           <w:rFonts w:ascii="Calibri" w:hAnsi="Calibri"/>
+          <w:color w:val="323232"/>
           <w:sz w:val="21"/>
         </w:rPr>
-        <w:t xml:space="preserve">: The backend is architected in FastAPI with strict Pydantic V2 data contracts. Any enterprise ERP (SAP, Oracle, or custom PSU portals) can trigger optimization jobs via </w:t>
-      </w:r>
-      <w:r>
-        <w:rPr>
-          <w:rFonts w:ascii="Consolas" w:hAnsi="Consolas"/>
-          <w:color w:val="1E40AF"/>
-          <w:sz w:val="19"/>
-        </w:rPr>
-        <w:t>POST /api/v1/optimize</w:t>
-      </w:r>
-      <w:r>
-        <w:rPr>
-          <w:rFonts w:ascii="Calibri" w:hAnsi="Calibri"/>
-          <w:sz w:val="21"/>
-        </w:rPr>
-        <w:t xml:space="preserve"> and consume output schedules directly.</w:t>
+        <w:t>You cannot drive a double-decker bus under a low bridge. Similarly, a giant Capesize ship sits 17 meters deep in the water, but Haldia Port only has 12 meters of water. If you try to take a Capesize into Haldia, it gets stuck in the mud. Our system blocks this before a contract is ever signed.</w:t>
       </w:r>
     </w:p>
     <w:p>
       <w:pPr>
-        <w:pStyle w:val="ListBullet"/>
-        <w:spacing w:before="20" w:after="20"/>
-        <w:ind w:left="360"/>
+        <w:spacing w:after="80" w:line="276" w:lineRule="auto"/>
       </w:pPr>
       <w:r>
         <w:rPr>
           <w:rFonts w:ascii="Calibri" w:hAnsi="Calibri"/>
           <w:b/>
-          <w:color w:val="111827"/>
+          <w:color w:val="323232"/>
           <w:sz w:val="21"/>
         </w:rPr>
-        <w:t>ERP Webhook Compatibility</w:t>
+        <w:t xml:space="preserve">🔬 Deep Technical Defense (For Engineers &amp; Evaluators): </w:t>
       </w:r>
       <w:r>
         <w:rPr>
           <w:rFonts w:ascii="Calibri" w:hAnsi="Calibri"/>
+          <w:color w:val="323232"/>
           <w:sz w:val="21"/>
         </w:rPr>
-        <w:t xml:space="preserve">: The optimization outputs contain standard enterprise procurement fields: </w:t>
-      </w:r>
-      <w:r>
-        <w:rPr>
-          <w:rFonts w:ascii="Consolas" w:hAnsi="Consolas"/>
-          <w:color w:val="1E40AF"/>
-          <w:sz w:val="19"/>
-        </w:rPr>
-        <w:t>PO_Date</w:t>
-      </w:r>
-      <w:r>
-        <w:rPr>
-          <w:rFonts w:ascii="Calibri" w:hAnsi="Calibri"/>
-          <w:sz w:val="21"/>
-        </w:rPr>
-        <w:t xml:space="preserve">, </w:t>
-      </w:r>
-      <w:r>
-        <w:rPr>
-          <w:rFonts w:ascii="Consolas" w:hAnsi="Consolas"/>
-          <w:color w:val="1E40AF"/>
-          <w:sz w:val="19"/>
-        </w:rPr>
-        <w:t>Vessel_Category</w:t>
-      </w:r>
-      <w:r>
-        <w:rPr>
-          <w:rFonts w:ascii="Calibri" w:hAnsi="Calibri"/>
-          <w:sz w:val="21"/>
-        </w:rPr>
-        <w:t xml:space="preserve">, </w:t>
-      </w:r>
-      <w:r>
-        <w:rPr>
-          <w:rFonts w:ascii="Consolas" w:hAnsi="Consolas"/>
-          <w:color w:val="1E40AF"/>
-          <w:sz w:val="19"/>
-        </w:rPr>
-        <w:t>Target_Port</w:t>
-      </w:r>
-      <w:r>
-        <w:rPr>
-          <w:rFonts w:ascii="Calibri" w:hAnsi="Calibri"/>
-          <w:sz w:val="21"/>
-        </w:rPr>
-        <w:t xml:space="preserve">, </w:t>
-      </w:r>
-      <w:r>
-        <w:rPr>
-          <w:rFonts w:ascii="Consolas" w:hAnsi="Consolas"/>
-          <w:color w:val="1E40AF"/>
-          <w:sz w:val="19"/>
-        </w:rPr>
-        <w:t>Tonnage_MT</w:t>
-      </w:r>
-      <w:r>
-        <w:rPr>
-          <w:rFonts w:ascii="Calibri" w:hAnsi="Calibri"/>
-          <w:sz w:val="21"/>
-        </w:rPr>
-        <w:t xml:space="preserve">, </w:t>
-      </w:r>
-      <w:r>
-        <w:rPr>
-          <w:rFonts w:ascii="Consolas" w:hAnsi="Consolas"/>
-          <w:color w:val="1E40AF"/>
-          <w:sz w:val="19"/>
-        </w:rPr>
-        <w:t>Benchmark_Rate_USD</w:t>
-      </w:r>
-      <w:r>
-        <w:rPr>
-          <w:rFonts w:ascii="Calibri" w:hAnsi="Calibri"/>
-          <w:sz w:val="21"/>
-        </w:rPr>
-        <w:t xml:space="preserve">, and </w:t>
-      </w:r>
-      <w:r>
-        <w:rPr>
-          <w:rFonts w:ascii="Consolas" w:hAnsi="Consolas"/>
-          <w:color w:val="1E40AF"/>
-          <w:sz w:val="19"/>
-        </w:rPr>
-        <w:t>Estimated_INR_Cost</w:t>
-      </w:r>
-      <w:r>
-        <w:rPr>
-          <w:rFonts w:ascii="Calibri" w:hAnsi="Calibri"/>
-          <w:sz w:val="21"/>
-        </w:rPr>
-        <w:t>.</w:t>
+        <w:t>In our MILP model: x[v,t] = 0 for all v where Draft(v) &gt; MaxDraft(p). For Haldia (12.0m max), Capesize (17.0m draft) and Panamax (14.0m draft) are hard-pruned from the decision space. The solver is forced to allocate only Supramax vessels (11.0m draft), preventing deadfreight penalties and catastrophic grounding.</w:t>
       </w:r>
     </w:p>
     <w:p>
       <w:pPr>
-        <w:pStyle w:val="ListBullet"/>
-        <w:spacing w:before="20" w:after="20"/>
-        <w:ind w:left="360"/>
+        <w:spacing w:after="160"/>
+        <w:pBdr>
+          <w:bottom w:val="dotted" w:sz="6" w:space="1" w:color="CCCCCC"/>
+        </w:pBdr>
+      </w:pPr>
+    </w:p>
+    <w:p>
+      <w:pPr>
+        <w:keepNext/>
+        <w:spacing w:before="320" w:after="120"/>
       </w:pPr>
       <w:r>
         <w:rPr>
           <w:rFonts w:ascii="Calibri" w:hAnsi="Calibri"/>
           <w:b/>
-          <w:color w:val="111827"/>
-          <w:sz w:val="21"/>
+          <w:color w:val="003366"/>
+          <w:sz w:val="32"/>
         </w:rPr>
-        <w:t>Database Interoperability</w:t>
-      </w:r>
-      <w:r>
-        <w:rPr>
-          <w:rFonts w:ascii="Calibri" w:hAnsi="Calibri"/>
-          <w:sz w:val="21"/>
-        </w:rPr>
-        <w:t>: TimescaleDB is built on standard PostgreSQL 15, allowing direct integration via standard ODBC/JDBC connectors into SAP Data Services and PowerBI/Tableau executive dashboards.</w:t>
+        <w:t>Q5: How are port demurrage penalties ($25,000/day) integrated into the optimization cost function?</w:t>
       </w:r>
     </w:p>
     <w:p>
       <w:pPr>
-        <w:spacing w:before="40" w:after="80"/>
-      </w:pPr>
-      <w:r>
-        <w:rPr>
-          <w:rFonts w:ascii="Calibri" w:hAnsi="Calibri"/>
-          <w:sz w:val="21"/>
-        </w:rPr>
-        <w:t>---</w:t>
-      </w:r>
-    </w:p>
-    <w:p>
-      <w:pPr>
-        <w:pStyle w:val="Heading3"/>
-        <w:spacing w:before="160" w:after="60"/>
+        <w:spacing w:after="80" w:line="276" w:lineRule="auto"/>
       </w:pPr>
       <w:r>
         <w:rPr>
           <w:rFonts w:ascii="Calibri" w:hAnsi="Calibri"/>
           <w:b/>
-          <w:color w:val="2B4C7E"/>
-          <w:sz w:val="24"/>
+          <w:color w:val="323232"/>
+          <w:sz w:val="21"/>
         </w:rPr>
-        <w:t>Q4: How does the system handle long-term Contracts of Affreightment (COA) versus Spot Market chartering?</w:t>
+        <w:t xml:space="preserve">🎯 Executive Takeaway: </w:t>
+      </w:r>
+      <w:r>
+        <w:rPr>
+          <w:rFonts w:ascii="Calibri" w:hAnsi="Calibri"/>
+          <w:color w:val="323232"/>
+          <w:sz w:val="21"/>
+        </w:rPr>
+        <w:t>Demurrage is not treated as an afterthought; it is directly added to voyage freight inside the unified Total Landed Cost objective function.</w:t>
       </w:r>
     </w:p>
     <w:p>
       <w:pPr>
-        <w:spacing w:before="40" w:after="80"/>
+        <w:spacing w:after="80" w:line="276" w:lineRule="auto"/>
       </w:pPr>
       <w:r>
         <w:rPr>
           <w:rFonts w:ascii="Calibri" w:hAnsi="Calibri"/>
           <w:b/>
-          <w:color w:val="111827"/>
+          <w:color w:val="323232"/>
           <w:sz w:val="21"/>
         </w:rPr>
-        <w:t>Answer</w:t>
+        <w:t xml:space="preserve">💡 Plain-English Explanation (For All Judges): </w:t>
       </w:r>
       <w:r>
         <w:rPr>
           <w:rFonts w:ascii="Calibri" w:hAnsi="Calibri"/>
+          <w:color w:val="323232"/>
           <w:sz w:val="21"/>
         </w:rPr>
-        <w:t>:</w:t>
+        <w:t>If hiring a taxi costs ₹500, but waiting in traffic for 2 hours costs another ₹1,000 in waiting fees, the true cost of your trip is ₹1,500. Our system looks at both the boat ride price and the parking queue price before deciding when to send the boat.</w:t>
       </w:r>
     </w:p>
     <w:p>
       <w:pPr>
-        <w:pStyle w:val="ListBullet"/>
-        <w:spacing w:before="20" w:after="20"/>
-        <w:ind w:left="360"/>
+        <w:spacing w:after="80" w:line="276" w:lineRule="auto"/>
       </w:pPr>
       <w:r>
         <w:rPr>
           <w:rFonts w:ascii="Calibri" w:hAnsi="Calibri"/>
           <w:b/>
-          <w:color w:val="111827"/>
+          <w:color w:val="323232"/>
           <w:sz w:val="21"/>
         </w:rPr>
-        <w:t>Baseline Allocation vs Spot Arbitrage</w:t>
+        <w:t xml:space="preserve">🔬 Deep Technical Defense (For Engineers &amp; Evaluators): </w:t>
       </w:r>
       <w:r>
         <w:rPr>
           <w:rFonts w:ascii="Calibri" w:hAnsi="Calibri"/>
+          <w:color w:val="323232"/>
           <w:sz w:val="21"/>
         </w:rPr>
-        <w:t>: Most PSUs maintain a baseline COA (e.g., 60% of annual volume under fixed long-term rate contracts) and procure the remaining 40% on the spot market.</w:t>
+        <w:t>Objective Function: min sum(Freight_rate * Capacity * Route_multiplier + Demurrage_rate * Waiting_days) * x[v,t]. At $25,000/day standard demurrage, a 48-hour delay adds $50,000 to a vessel's landed cost. If Visakhapatnam has a 3-day queue during monsoon, the solver automatically postpones departure or selects a port with lower turnaround delay to minimize aggregate cost.</w:t>
       </w:r>
     </w:p>
     <w:p>
       <w:pPr>
-        <w:pStyle w:val="ListBullet"/>
-        <w:spacing w:before="20" w:after="20"/>
-        <w:ind w:left="360"/>
+        <w:spacing w:after="160"/>
+        <w:pBdr>
+          <w:bottom w:val="dotted" w:sz="6" w:space="1" w:color="CCCCCC"/>
+        </w:pBdr>
+      </w:pPr>
+    </w:p>
+    <w:p>
+      <w:pPr>
+        <w:keepNext/>
+        <w:spacing w:before="320" w:after="120"/>
       </w:pPr>
       <w:r>
         <w:rPr>
           <w:rFonts w:ascii="Calibri" w:hAnsi="Calibri"/>
           <w:b/>
-          <w:color w:val="111827"/>
-          <w:sz w:val="21"/>
+          <w:color w:val="003366"/>
+          <w:sz w:val="32"/>
         </w:rPr>
-        <w:t>Dual-Mode MILP Formulations</w:t>
-      </w:r>
-      <w:r>
-        <w:rPr>
-          <w:rFonts w:ascii="Calibri" w:hAnsi="Calibri"/>
-          <w:sz w:val="21"/>
-        </w:rPr>
-        <w:t>: The optimizer can ingest existing COA commitments as equality constraints ($x_{\text{COA}, t} = \text{committed}$) and optimize the spot vessel allocation around those pre-committed ships.</w:t>
+        <w:t>Q6: How does the system handle sudden black-swan maritime disruptions (Suez crisis, Red Sea attacks, cyclones)?</w:t>
       </w:r>
     </w:p>
     <w:p>
       <w:pPr>
-        <w:pStyle w:val="ListBullet"/>
-        <w:spacing w:before="20" w:after="20"/>
-        <w:ind w:left="360"/>
+        <w:spacing w:after="80" w:line="276" w:lineRule="auto"/>
       </w:pPr>
       <w:r>
         <w:rPr>
           <w:rFonts w:ascii="Calibri" w:hAnsi="Calibri"/>
           <w:b/>
-          <w:color w:val="111827"/>
+          <w:color w:val="323232"/>
           <w:sz w:val="21"/>
         </w:rPr>
-        <w:t>Charter Window Arbitrage</w:t>
+        <w:t xml:space="preserve">🎯 Executive Takeaway: </w:t>
       </w:r>
       <w:r>
         <w:rPr>
           <w:rFonts w:ascii="Calibri" w:hAnsi="Calibri"/>
+          <w:color w:val="323232"/>
           <w:sz w:val="21"/>
         </w:rPr>
-        <w:t>: If forward forecasted spot rates dip below the COA escalation threshold, the system flags an arbitrage alert recommending maximizing spot allocation within permissible tender bands.</w:t>
+        <w:t>We built a calibrated Disruption Stress Testing Engine that applies empirical historical shock multipliers to freight rates and port waiting queues.</w:t>
       </w:r>
     </w:p>
     <w:p>
       <w:pPr>
-        <w:spacing w:before="40" w:after="80"/>
-      </w:pPr>
-      <w:r>
-        <w:rPr>
-          <w:rFonts w:ascii="Calibri" w:hAnsi="Calibri"/>
-          <w:sz w:val="21"/>
-        </w:rPr>
-        <w:t>---</w:t>
-      </w:r>
-    </w:p>
-    <w:p>
-      <w:pPr>
-        <w:pStyle w:val="Heading3"/>
-        <w:spacing w:before="160" w:after="60"/>
+        <w:spacing w:after="80" w:line="276" w:lineRule="auto"/>
       </w:pPr>
       <w:r>
         <w:rPr>
           <w:rFonts w:ascii="Calibri" w:hAnsi="Calibri"/>
           <w:b/>
-          <w:color w:val="2B4C7E"/>
-          <w:sz w:val="24"/>
+          <w:color w:val="323232"/>
+          <w:sz w:val="21"/>
         </w:rPr>
-        <w:t>Q5: How do you handle external API rate limits and network failures when fetching market data?</w:t>
+        <w:t xml:space="preserve">💡 Plain-English Explanation (For All Judges): </w:t>
+      </w:r>
+      <w:r>
+        <w:rPr>
+          <w:rFonts w:ascii="Calibri" w:hAnsi="Calibri"/>
+          <w:color w:val="323232"/>
+          <w:sz w:val="21"/>
+        </w:rPr>
+        <w:t>When a highway gets blocked by an accident, Uber surge pricing kicks in. When the Suez Canal was blocked by the Ever Given, ships had to sail all the way around Africa, making freight prices surge by 45%. Our dashboard lets officers test 'What if Suez blocks tomorrow?' with one click.</w:t>
       </w:r>
     </w:p>
     <w:p>
       <w:pPr>
-        <w:spacing w:before="40" w:after="80"/>
+        <w:spacing w:after="80" w:line="276" w:lineRule="auto"/>
       </w:pPr>
       <w:r>
         <w:rPr>
           <w:rFonts w:ascii="Calibri" w:hAnsi="Calibri"/>
           <w:b/>
-          <w:color w:val="111827"/>
+          <w:color w:val="323232"/>
           <w:sz w:val="21"/>
         </w:rPr>
-        <w:t>Answer</w:t>
+        <w:t xml:space="preserve">🔬 Deep Technical Defense (For Engineers &amp; Evaluators): </w:t>
       </w:r>
       <w:r>
         <w:rPr>
           <w:rFonts w:ascii="Calibri" w:hAnsi="Calibri"/>
+          <w:color w:val="323232"/>
           <w:sz w:val="21"/>
         </w:rPr>
-        <w:t>:</w:t>
+        <w:t>Our disruption engine maps real historical crises from Kaggle's disruption_events.csv: Suez Canal blockage (+45% BDI shock), Red Sea security crisis (+35% shock), Panama drought (+25% route diversion penalty), and Bay of Bengal cyclones (+48 hours port queue). Users can simulate any event and re-optimize schedules in under 100 milliseconds.</w:t>
       </w:r>
     </w:p>
     <w:p>
       <w:pPr>
-        <w:pStyle w:val="ListBullet"/>
-        <w:spacing w:before="20" w:after="20"/>
-        <w:ind w:left="360"/>
+        <w:spacing w:after="160"/>
+        <w:pBdr>
+          <w:bottom w:val="dotted" w:sz="6" w:space="1" w:color="CCCCCC"/>
+        </w:pBdr>
+      </w:pPr>
+    </w:p>
+    <w:p>
+      <w:pPr>
+        <w:keepNext/>
+        <w:spacing w:before="320" w:after="120"/>
       </w:pPr>
       <w:r>
         <w:rPr>
           <w:rFonts w:ascii="Calibri" w:hAnsi="Calibri"/>
           <w:b/>
-          <w:color w:val="111827"/>
-          <w:sz w:val="21"/>
+          <w:color w:val="003366"/>
+          <w:sz w:val="32"/>
         </w:rPr>
-        <w:t>Local TimescaleDB Caching</w:t>
-      </w:r>
-      <w:r>
-        <w:rPr>
-          <w:rFonts w:ascii="Calibri" w:hAnsi="Calibri"/>
-          <w:sz w:val="21"/>
-        </w:rPr>
-        <w:t>: All ingested market telemetry is persisted into local TimescaleDB hypertables. API lookups query local storage first.</w:t>
+        <w:t>Q7: How do you account for different origin trade lanes (e.g. Australia vs. Indonesia)?</w:t>
       </w:r>
     </w:p>
     <w:p>
       <w:pPr>
-        <w:pStyle w:val="ListBullet"/>
-        <w:spacing w:before="20" w:after="20"/>
-        <w:ind w:left="360"/>
+        <w:spacing w:after="80" w:line="276" w:lineRule="auto"/>
       </w:pPr>
       <w:r>
         <w:rPr>
           <w:rFonts w:ascii="Calibri" w:hAnsi="Calibri"/>
           <w:b/>
-          <w:color w:val="111827"/>
+          <w:color w:val="323232"/>
           <w:sz w:val="21"/>
         </w:rPr>
-        <w:t>Graceful Fallback Pipeline</w:t>
+        <w:t xml:space="preserve">🎯 Executive Takeaway: </w:t>
       </w:r>
       <w:r>
         <w:rPr>
           <w:rFonts w:ascii="Calibri" w:hAnsi="Calibri"/>
+          <w:color w:val="323232"/>
           <w:sz w:val="21"/>
         </w:rPr>
-        <w:t>: If live API feeds (e.g., Yahoo Finance, Baltic proxies) fail or hit rate limits, the data ingestion pipeline automatically falls back to an exponential smoothing forward projection anchored to the last verified historical close.</w:t>
+        <w:t>We incorporate nautical route distance multipliers that scale freight rates based on actual sailing distances to the Indian east coast.</w:t>
       </w:r>
     </w:p>
     <w:p>
       <w:pPr>
-        <w:pStyle w:val="ListBullet"/>
-        <w:spacing w:before="20" w:after="20"/>
-        <w:ind w:left="360"/>
+        <w:spacing w:after="80" w:line="276" w:lineRule="auto"/>
       </w:pPr>
       <w:r>
         <w:rPr>
           <w:rFonts w:ascii="Calibri" w:hAnsi="Calibri"/>
           <w:b/>
-          <w:color w:val="111827"/>
+          <w:color w:val="323232"/>
           <w:sz w:val="21"/>
         </w:rPr>
-        <w:t>Asynchronous Retry Architecture</w:t>
+        <w:t xml:space="preserve">💡 Plain-English Explanation (For All Judges): </w:t>
       </w:r>
       <w:r>
         <w:rPr>
           <w:rFonts w:ascii="Calibri" w:hAnsi="Calibri"/>
+          <w:color w:val="323232"/>
           <w:sz w:val="21"/>
         </w:rPr>
-        <w:t xml:space="preserve">: Ingestion jobs run asynchronously in background tasks with exponential backoff and error logging in the </w:t>
-      </w:r>
-      <w:r>
-        <w:rPr>
-          <w:rFonts w:ascii="Consolas" w:hAnsi="Consolas"/>
-          <w:color w:val="1E40AF"/>
-          <w:sz w:val="19"/>
-        </w:rPr>
-        <w:t>optimization_logs</w:t>
-      </w:r>
-      <w:r>
-        <w:rPr>
-          <w:rFonts w:ascii="Calibri" w:hAnsi="Calibri"/>
-          <w:sz w:val="21"/>
-        </w:rPr>
-        <w:t xml:space="preserve"> table.</w:t>
+        <w:t>Taking an auto-rickshaw for 10 kilometers costs more than taking it for 5 kilometers. Shipping coking coal from Australia is a 5,200 nautical mile journey, whereas shipping thermal coal from Indonesia is only 2,600 nautical miles.</w:t>
       </w:r>
     </w:p>
     <w:p>
       <w:pPr>
-        <w:spacing w:before="40" w:after="80"/>
-      </w:pPr>
-      <w:r>
-        <w:rPr>
-          <w:rFonts w:ascii="Calibri" w:hAnsi="Calibri"/>
-          <w:sz w:val="21"/>
-        </w:rPr>
-        <w:t>---</w:t>
-      </w:r>
-    </w:p>
-    <w:p>
-      <w:pPr>
-        <w:pStyle w:val="Heading3"/>
-        <w:spacing w:before="160" w:after="60"/>
+        <w:spacing w:after="80" w:line="276" w:lineRule="auto"/>
       </w:pPr>
       <w:r>
         <w:rPr>
           <w:rFonts w:ascii="Calibri" w:hAnsi="Calibri"/>
           <w:b/>
-          <w:color w:val="2B4C7E"/>
-          <w:sz w:val="24"/>
+          <w:color w:val="323232"/>
+          <w:sz w:val="21"/>
         </w:rPr>
-        <w:t>Q6: Port drafts are dynamic depending on tidal variations and dredging. How does your model account for this?</w:t>
+        <w:t xml:space="preserve">🔬 Deep Technical Defense (For Engineers &amp; Evaluators): </w:t>
+      </w:r>
+      <w:r>
+        <w:rPr>
+          <w:rFonts w:ascii="Calibri" w:hAnsi="Calibri"/>
+          <w:color w:val="323232"/>
+          <w:sz w:val="21"/>
+        </w:rPr>
+        <w:t>Route Multipliers: Australia (Newcastle) is normalized to 1.0 (5,200 NM). Indonesia (Samarinda) is set to 0.85 (2,600 NM shorter round-trip). The freight component of the objective function scales as F[v,t] * C[v] * R[m], ensuring the charter cost accurately reflects voyage bunker consumption and transit days.</w:t>
       </w:r>
     </w:p>
     <w:p>
       <w:pPr>
-        <w:spacing w:before="40" w:after="80"/>
+        <w:spacing w:after="160"/>
+        <w:pBdr>
+          <w:bottom w:val="dotted" w:sz="6" w:space="1" w:color="CCCCCC"/>
+        </w:pBdr>
+      </w:pPr>
+    </w:p>
+    <w:p>
+      <w:pPr>
+        <w:keepNext/>
+        <w:spacing w:before="320" w:after="120"/>
       </w:pPr>
       <w:r>
         <w:rPr>
           <w:rFonts w:ascii="Calibri" w:hAnsi="Calibri"/>
           <w:b/>
-          <w:color w:val="111827"/>
-          <w:sz w:val="21"/>
+          <w:color w:val="003366"/>
+          <w:sz w:val="32"/>
         </w:rPr>
-        <w:t>Answer</w:t>
-      </w:r>
-      <w:r>
-        <w:rPr>
-          <w:rFonts w:ascii="Calibri" w:hAnsi="Calibri"/>
-          <w:sz w:val="21"/>
-        </w:rPr>
-        <w:t>:</w:t>
+        <w:t>Q8: How does this system integrate with legacy PSU ERP systems (SAIL/RINL SAP S/4HANA or MSTC e-Procurement)?</w:t>
       </w:r>
     </w:p>
     <w:p>
       <w:pPr>
-        <w:pStyle w:val="ListBullet"/>
-        <w:spacing w:before="20" w:after="20"/>
-        <w:ind w:left="360"/>
+        <w:spacing w:after="80" w:line="276" w:lineRule="auto"/>
       </w:pPr>
       <w:r>
         <w:rPr>
           <w:rFonts w:ascii="Calibri" w:hAnsi="Calibri"/>
           <w:b/>
-          <w:color w:val="111827"/>
+          <w:color w:val="323232"/>
           <w:sz w:val="21"/>
         </w:rPr>
-        <w:t>Dynamic Port Constraint Ingestion</w:t>
+        <w:t xml:space="preserve">🎯 Executive Takeaway: </w:t>
       </w:r>
       <w:r>
         <w:rPr>
           <w:rFonts w:ascii="Calibri" w:hAnsi="Calibri"/>
+          <w:color w:val="323232"/>
           <w:sz w:val="21"/>
         </w:rPr>
-        <w:t xml:space="preserve">: Port drafts are not hardcoded constants; they are dynamic parameters stored in the </w:t>
-      </w:r>
-      <w:r>
-        <w:rPr>
-          <w:rFonts w:ascii="Consolas" w:hAnsi="Consolas"/>
-          <w:color w:val="1E40AF"/>
-          <w:sz w:val="19"/>
-        </w:rPr>
-        <w:t>port_data</w:t>
-      </w:r>
-      <w:r>
-        <w:rPr>
-          <w:rFonts w:ascii="Calibri" w:hAnsi="Calibri"/>
-          <w:sz w:val="21"/>
-        </w:rPr>
-        <w:t xml:space="preserve"> table.</w:t>
+        <w:t>Via standardized asynchronous RESTful JSON APIs and Postgres ODBC/JDBC connectors that fit directly into enterprise procurement workflows.</w:t>
       </w:r>
     </w:p>
     <w:p>
       <w:pPr>
-        <w:pStyle w:val="ListBullet"/>
-        <w:spacing w:before="20" w:after="20"/>
-        <w:ind w:left="360"/>
+        <w:spacing w:after="80" w:line="276" w:lineRule="auto"/>
       </w:pPr>
       <w:r>
         <w:rPr>
           <w:rFonts w:ascii="Calibri" w:hAnsi="Calibri"/>
           <w:b/>
-          <w:color w:val="111827"/>
+          <w:color w:val="323232"/>
           <w:sz w:val="21"/>
         </w:rPr>
-        <w:t>Tide &amp; Dredging Parameter Updates</w:t>
+        <w:t xml:space="preserve">💡 Plain-English Explanation (For All Judges): </w:t>
       </w:r>
       <w:r>
         <w:rPr>
           <w:rFonts w:ascii="Calibri" w:hAnsi="Calibri"/>
+          <w:color w:val="323232"/>
           <w:sz w:val="21"/>
         </w:rPr>
-        <w:t xml:space="preserve">: Port authorities or logistics managers can update the daily allowable draft via </w:t>
-      </w:r>
-      <w:r>
-        <w:rPr>
-          <w:rFonts w:ascii="Consolas" w:hAnsi="Consolas"/>
-          <w:color w:val="1E40AF"/>
-          <w:sz w:val="19"/>
-        </w:rPr>
-        <w:t>POST /api/v1/port-data</w:t>
-      </w:r>
-      <w:r>
-        <w:rPr>
-          <w:rFonts w:ascii="Calibri" w:hAnsi="Calibri"/>
-          <w:sz w:val="21"/>
-        </w:rPr>
-        <w:t xml:space="preserve"> (e.g., adjusting Paradip outer berth draft from 14.5m down to 13.8m during low-tide dredging).</w:t>
+        <w:t>Our software is like a smart plug: you don't need to rebuild the house to plug in a new TV. Any existing government ERP can send a purchase request to our API and get an optimized ship schedule back in less than a second.</w:t>
       </w:r>
     </w:p>
     <w:p>
       <w:pPr>
-        <w:pStyle w:val="ListBullet"/>
-        <w:spacing w:before="20" w:after="20"/>
-        <w:ind w:left="360"/>
+        <w:spacing w:after="80" w:line="276" w:lineRule="auto"/>
       </w:pPr>
       <w:r>
         <w:rPr>
           <w:rFonts w:ascii="Calibri" w:hAnsi="Calibri"/>
           <w:b/>
-          <w:color w:val="111827"/>
+          <w:color w:val="323232"/>
           <w:sz w:val="21"/>
         </w:rPr>
-        <w:t>Zero-Code Solver Adaptation</w:t>
+        <w:t xml:space="preserve">🔬 Deep Technical Defense (For Engineers &amp; Evaluators): </w:t>
       </w:r>
       <w:r>
         <w:rPr>
           <w:rFonts w:ascii="Calibri" w:hAnsi="Calibri"/>
+          <w:color w:val="323232"/>
           <w:sz w:val="21"/>
         </w:rPr>
-        <w:t>: The MILP model dynamically pulls the latest recorded draft limit during the optimization run, immediately recalculating vessel eligibility without requiring code changes or server restarts.</w:t>
+        <w:t>FastAPI exposes well-defined OpenAPI/Swagger endpoints. A simple POST /api/v1/optimize payload from SAP S/4HANA returns structured JSON containing PO dates, vessel parcel sizes, target discharge berths, expected demurrage, and estimated INR/USD expenditure. The Neon PostgreSQL database supports standard SAP Data Services and PowerBI/Tableau executive connectors.</w:t>
       </w:r>
     </w:p>
     <w:p>
       <w:pPr>
-        <w:spacing w:before="40" w:after="80"/>
+        <w:spacing w:after="160"/>
+        <w:pBdr>
+          <w:bottom w:val="dotted" w:sz="6" w:space="1" w:color="CCCCCC"/>
+        </w:pBdr>
       </w:pPr>
-      <w:r>
-        <w:rPr>
-          <w:rFonts w:ascii="Calibri" w:hAnsi="Calibri"/>
-          <w:sz w:val="21"/>
-        </w:rPr>
-        <w:t>---</w:t>
-      </w:r>
     </w:p>
     <w:p>
       <w:pPr>
-        <w:pStyle w:val="Heading3"/>
-        <w:spacing w:before="160" w:after="60"/>
+        <w:keepNext/>
+        <w:spacing w:before="320" w:after="120"/>
       </w:pPr>
       <w:r>
         <w:rPr>
           <w:rFonts w:ascii="Calibri" w:hAnsi="Calibri"/>
           <w:b/>
-          <w:color w:val="2B4C7E"/>
-          <w:sz w:val="24"/>
+          <w:color w:val="003366"/>
+          <w:sz w:val="32"/>
         </w:rPr>
-        <w:t>Q7: How are demurrage penalties and port congestion integrated into the optimization cost function?</w:t>
+        <w:t>Q9: How do you handle Contracts of Affreightment (COA) versus Spot Market chartering?</w:t>
       </w:r>
     </w:p>
     <w:p>
       <w:pPr>
-        <w:spacing w:before="40" w:after="80"/>
+        <w:spacing w:after="80" w:line="276" w:lineRule="auto"/>
       </w:pPr>
       <w:r>
         <w:rPr>
           <w:rFonts w:ascii="Calibri" w:hAnsi="Calibri"/>
           <w:b/>
-          <w:color w:val="111827"/>
+          <w:color w:val="323232"/>
           <w:sz w:val="21"/>
         </w:rPr>
-        <w:t>Answer</w:t>
+        <w:t xml:space="preserve">🎯 Executive Takeaway: </w:t>
       </w:r>
       <w:r>
         <w:rPr>
           <w:rFonts w:ascii="Calibri" w:hAnsi="Calibri"/>
+          <w:color w:val="323232"/>
           <w:sz w:val="21"/>
         </w:rPr>
-        <w:t>:</w:t>
+        <w:t>The optimizer easily handles both: fixed COA commitments are locked in as equality constraints, and the spot fleet is optimized around them.</w:t>
       </w:r>
     </w:p>
     <w:p>
       <w:pPr>
-        <w:pStyle w:val="ListBullet"/>
-        <w:spacing w:before="20" w:after="20"/>
-        <w:ind w:left="360"/>
+        <w:spacing w:after="80" w:line="276" w:lineRule="auto"/>
       </w:pPr>
       <w:r>
         <w:rPr>
           <w:rFonts w:ascii="Calibri" w:hAnsi="Calibri"/>
           <w:b/>
-          <w:color w:val="111827"/>
+          <w:color w:val="323232"/>
           <w:sz w:val="21"/>
         </w:rPr>
-        <w:t>Landed Cost Formulation</w:t>
+        <w:t xml:space="preserve">💡 Plain-English Explanation (For All Judges): </w:t>
       </w:r>
       <w:r>
         <w:rPr>
           <w:rFonts w:ascii="Calibri" w:hAnsi="Calibri"/>
+          <w:color w:val="323232"/>
           <w:sz w:val="21"/>
         </w:rPr>
-        <w:t xml:space="preserve">: The objective function does not just minimize ocean freight rate $(\$/\text{MT})$; it minimizes </w:t>
-      </w:r>
-      <w:r>
-        <w:rPr>
-          <w:rFonts w:ascii="Calibri" w:hAnsi="Calibri"/>
-          <w:b/>
-          <w:color w:val="111827"/>
-          <w:sz w:val="21"/>
-        </w:rPr>
-        <w:t>Total Landed Cost</w:t>
-      </w:r>
-      <w:r>
-        <w:rPr>
-          <w:rFonts w:ascii="Calibri" w:hAnsi="Calibri"/>
-          <w:sz w:val="21"/>
-        </w:rPr>
-        <w:t>:</w:t>
+        <w:t>If your household has a monthly milk subscription for 2 liters a day (COA), but you are hosting a party and need 5 extra liters, you only buy the extra milk from the local store (Spot). Our model protects your subscription first and shops smartly for the rest.</w:t>
       </w:r>
     </w:p>
     <w:p>
       <w:pPr>
-        <w:spacing w:before="40" w:after="80"/>
-      </w:pPr>
-      <w:r>
-        <w:rPr>
-          <w:rFonts w:ascii="Calibri" w:hAnsi="Calibri"/>
-          <w:sz w:val="21"/>
-        </w:rPr>
-        <w:t xml:space="preserve">  $$\text{Min} \sum_{t} \sum_{v} \left[ \text{Freight}(v, t) \cdot \text{Cap}(v) + \text{Mobilization}(v) + (\text{WaitingHours}(P) \times \text{DemurrageRate}(v)) \right]$$</w:t>
-      </w:r>
-    </w:p>
-    <w:p>
-      <w:pPr>
-        <w:pStyle w:val="ListBullet"/>
-        <w:spacing w:before="20" w:after="20"/>
-        <w:ind w:left="360"/>
+        <w:spacing w:after="80" w:line="276" w:lineRule="auto"/>
       </w:pPr>
       <w:r>
         <w:rPr>
           <w:rFonts w:ascii="Calibri" w:hAnsi="Calibri"/>
           <w:b/>
-          <w:color w:val="111827"/>
+          <w:color w:val="323232"/>
           <w:sz w:val="21"/>
         </w:rPr>
-        <w:t>Congestion Avoidance</w:t>
+        <w:t xml:space="preserve">🔬 Deep Technical Defense (For Engineers &amp; Evaluators): </w:t>
       </w:r>
       <w:r>
         <w:rPr>
           <w:rFonts w:ascii="Calibri" w:hAnsi="Calibri"/>
+          <w:color w:val="323232"/>
           <w:sz w:val="21"/>
         </w:rPr>
-        <w:t>: If port waiting times at Visakhapatnam spike to 48 hours during peak monsoon, the solver factors in $\$25,000/\text{day}$ demurrage penalties and recommends shifting the charter window or splitting parcel volumes to reduce queue times.</w:t>
+        <w:t>In mathematical terms, existing COA contracts are formulated as x[COA, t] = fixed_tonnage. The solver optimizes remaining volume across spot market vessels. Furthermore, if forward forecast spot rates dip below the COA price ceiling, the system triggers an arbitrage alert to maximize spot allocation within permissible tender policy bands.</w:t>
       </w:r>
     </w:p>
     <w:p>
       <w:pPr>
-        <w:spacing w:before="40" w:after="80"/>
+        <w:spacing w:after="160"/>
+        <w:pBdr>
+          <w:bottom w:val="dotted" w:sz="6" w:space="1" w:color="CCCCCC"/>
+        </w:pBdr>
       </w:pPr>
-      <w:r>
-        <w:rPr>
-          <w:rFonts w:ascii="Calibri" w:hAnsi="Calibri"/>
-          <w:sz w:val="21"/>
-        </w:rPr>
-        <w:t>---</w:t>
-      </w:r>
     </w:p>
     <w:p>
       <w:pPr>
-        <w:pStyle w:val="Heading3"/>
-        <w:spacing w:before="160" w:after="60"/>
+        <w:keepNext/>
+        <w:spacing w:before="320" w:after="120"/>
       </w:pPr>
       <w:r>
         <w:rPr>
           <w:rFonts w:ascii="Calibri" w:hAnsi="Calibri"/>
           <w:b/>
-          <w:color w:val="2B4C7E"/>
-          <w:sz w:val="24"/>
+          <w:color w:val="003366"/>
+          <w:sz w:val="32"/>
         </w:rPr>
-        <w:t>Q8: What if a sudden black-swan disruption occurs (e.g., Red Sea crisis, Panama Canal drought, or severe Bay of Bengal cyclone)?</w:t>
+        <w:t>Q10: What happens if cloud services fail, the database disconnects, or the internet drops?</w:t>
       </w:r>
     </w:p>
     <w:p>
       <w:pPr>
-        <w:spacing w:before="40" w:after="80"/>
+        <w:spacing w:after="80" w:line="276" w:lineRule="auto"/>
       </w:pPr>
       <w:r>
         <w:rPr>
           <w:rFonts w:ascii="Calibri" w:hAnsi="Calibri"/>
           <w:b/>
-          <w:color w:val="111827"/>
+          <w:color w:val="323232"/>
           <w:sz w:val="21"/>
         </w:rPr>
-        <w:t>Answer</w:t>
+        <w:t xml:space="preserve">🎯 Executive Takeaway: </w:t>
       </w:r>
       <w:r>
         <w:rPr>
           <w:rFonts w:ascii="Calibri" w:hAnsi="Calibri"/>
+          <w:color w:val="323232"/>
           <w:sz w:val="21"/>
         </w:rPr>
-        <w:t>:</w:t>
+        <w:t>We engineered a multi-tier zero-downtime resilience architecture with serverless connection pooling, local SQLite fallback, and edge-cached static assets.</w:t>
       </w:r>
     </w:p>
     <w:p>
       <w:pPr>
-        <w:pStyle w:val="ListBullet"/>
-        <w:spacing w:before="20" w:after="20"/>
-        <w:ind w:left="360"/>
+        <w:spacing w:after="80" w:line="276" w:lineRule="auto"/>
       </w:pPr>
       <w:r>
         <w:rPr>
           <w:rFonts w:ascii="Calibri" w:hAnsi="Calibri"/>
           <w:b/>
-          <w:color w:val="111827"/>
+          <w:color w:val="323232"/>
           <w:sz w:val="21"/>
         </w:rPr>
-        <w:t>"What-If" Maritime Disruption Simulator</w:t>
+        <w:t xml:space="preserve">💡 Plain-English Explanation (For All Judges): </w:t>
       </w:r>
       <w:r>
         <w:rPr>
           <w:rFonts w:ascii="Calibri" w:hAnsi="Calibri"/>
+          <w:color w:val="323232"/>
           <w:sz w:val="21"/>
         </w:rPr>
-        <w:t>: We built a dedicated scenario simulator directly into the user interface.</w:t>
+        <w:t>If your house's main municipal water pipe has maintenance, an automatic overhead reserve tank keeps your taps running without a single hiccup.</w:t>
       </w:r>
     </w:p>
     <w:p>
       <w:pPr>
-        <w:pStyle w:val="ListBullet"/>
-        <w:spacing w:before="20" w:after="20"/>
-        <w:ind w:left="360"/>
+        <w:spacing w:after="80" w:line="276" w:lineRule="auto"/>
       </w:pPr>
       <w:r>
         <w:rPr>
           <w:rFonts w:ascii="Calibri" w:hAnsi="Calibri"/>
           <w:b/>
-          <w:color w:val="111827"/>
+          <w:color w:val="323232"/>
           <w:sz w:val="21"/>
         </w:rPr>
-        <w:t>Pre-Configured Stress Tests</w:t>
+        <w:t xml:space="preserve">🔬 Deep Technical Defense (For Engineers &amp; Evaluators): </w:t>
       </w:r>
       <w:r>
         <w:rPr>
           <w:rFonts w:ascii="Calibri" w:hAnsi="Calibri"/>
+          <w:color w:val="323232"/>
           <w:sz w:val="21"/>
         </w:rPr>
-        <w:t>:</w:t>
+        <w:t>Our backend uses SQLAlchemy with pool_pre_ping=True to automatically recover dropped Neon DB SSL connections. If Neon is completely unreachable, the system automatically falls back to a local SQLite database (sqlite:///./freight_dss.db) with pre-cached market telemetry. The Next.js frontend is deployed on Vercel's global CDN and continues rendering interactive cached forecast curves.</w:t>
       </w:r>
     </w:p>
     <w:p>
       <w:pPr>
-        <w:pStyle w:val="ListBullet"/>
-        <w:spacing w:before="20" w:after="20"/>
-        <w:ind w:left="720"/>
+        <w:spacing w:after="160"/>
+        <w:pBdr>
+          <w:bottom w:val="dotted" w:sz="6" w:space="1" w:color="CCCCCC"/>
+        </w:pBdr>
       </w:pPr>
-      <w:r>
-        <w:rPr>
-          <w:rFonts w:ascii="Calibri" w:hAnsi="Calibri"/>
-          <w:i/>
-          <w:sz w:val="21"/>
-        </w:rPr>
-        <w:t>Monsoon / Cyclonic Congestion at Vizag</w:t>
-      </w:r>
-      <w:r>
-        <w:rPr>
-          <w:rFonts w:ascii="Calibri" w:hAnsi="Calibri"/>
-          <w:sz w:val="21"/>
-        </w:rPr>
-        <w:t>: Tests resilience against severe berth delay spikes.</w:t>
-      </w:r>
     </w:p>
     <w:p>
       <w:pPr>
-        <w:pStyle w:val="ListBullet"/>
-        <w:spacing w:before="20" w:after="20"/>
-        <w:ind w:left="720"/>
-      </w:pPr>
-      <w:r>
-        <w:rPr>
-          <w:rFonts w:ascii="Calibri" w:hAnsi="Calibri"/>
-          <w:i/>
-          <w:sz w:val="21"/>
-        </w:rPr>
-        <w:t>Riverine Siltation at Haldia</w:t>
-      </w:r>
-      <w:r>
-        <w:rPr>
-          <w:rFonts w:ascii="Calibri" w:hAnsi="Calibri"/>
-          <w:sz w:val="21"/>
-        </w:rPr>
-        <w:t>: Tests automated fleet downsizing to Supramax.</w:t>
-      </w:r>
-    </w:p>
-    <w:p>
-      <w:pPr>
-        <w:pStyle w:val="ListBullet"/>
-        <w:spacing w:before="20" w:after="20"/>
-        <w:ind w:left="720"/>
-      </w:pPr>
-      <w:r>
-        <w:rPr>
-          <w:rFonts w:ascii="Calibri" w:hAnsi="Calibri"/>
-          <w:i/>
-          <w:sz w:val="21"/>
-        </w:rPr>
-        <w:t>Mega-Import at Dhamra Deepwater</w:t>
-      </w:r>
-      <w:r>
-        <w:rPr>
-          <w:rFonts w:ascii="Calibri" w:hAnsi="Calibri"/>
-          <w:sz w:val="21"/>
-        </w:rPr>
-        <w:t>: Tests fleet consolidation into Capesize bulkers.</w:t>
-      </w:r>
-    </w:p>
-    <w:p>
-      <w:pPr>
-        <w:pStyle w:val="ListBullet"/>
-        <w:spacing w:before="20" w:after="20"/>
-        <w:ind w:left="360"/>
+        <w:keepNext/>
+        <w:spacing w:before="320" w:after="120"/>
       </w:pPr>
       <w:r>
         <w:rPr>
           <w:rFonts w:ascii="Calibri" w:hAnsi="Calibri"/>
           <w:b/>
-          <w:color w:val="111827"/>
-          <w:sz w:val="21"/>
+          <w:color w:val="003366"/>
+          <w:sz w:val="32"/>
         </w:rPr>
-        <w:t>Rapid Re-optimization</w:t>
-      </w:r>
-      <w:r>
-        <w:rPr>
-          <w:rFonts w:ascii="Calibri" w:hAnsi="Calibri"/>
-          <w:sz w:val="21"/>
-        </w:rPr>
-        <w:t>: Users can adjust parameters and re-solve in 100ms, enabling contingency planning in crisis management war rooms.</w:t>
+        <w:t>Q11: How is the application deployed, and what is its production architecture?</w:t>
       </w:r>
     </w:p>
     <w:p>
       <w:pPr>
-        <w:spacing w:before="40" w:after="80"/>
-      </w:pPr>
-      <w:r>
-        <w:rPr>
-          <w:rFonts w:ascii="Calibri" w:hAnsi="Calibri"/>
-          <w:sz w:val="21"/>
-        </w:rPr>
-        <w:t>---</w:t>
-      </w:r>
-    </w:p>
-    <w:p>
-      <w:pPr>
-        <w:pStyle w:val="Heading3"/>
-        <w:spacing w:before="160" w:after="60"/>
+        <w:spacing w:after="80" w:line="276" w:lineRule="auto"/>
       </w:pPr>
       <w:r>
         <w:rPr>
           <w:rFonts w:ascii="Calibri" w:hAnsi="Calibri"/>
           <w:b/>
-          <w:color w:val="2B4C7E"/>
-          <w:sz w:val="24"/>
+          <w:color w:val="323232"/>
+          <w:sz w:val="21"/>
         </w:rPr>
-        <w:t>Q9: Is the system secure and compliant with Government of India IT / Cloud standards (MeitY/NIC)?</w:t>
+        <w:t xml:space="preserve">🎯 Executive Takeaway: </w:t>
+      </w:r>
+      <w:r>
+        <w:rPr>
+          <w:rFonts w:ascii="Calibri" w:hAnsi="Calibri"/>
+          <w:color w:val="323232"/>
+          <w:sz w:val="21"/>
+        </w:rPr>
+        <w:t>It is deployed as a modern decoupled cloud system: Next.js 14 on Vercel Edge, FastAPI on Render, and serverless PostgreSQL on Neon DB.</w:t>
       </w:r>
     </w:p>
     <w:p>
       <w:pPr>
-        <w:spacing w:before="40" w:after="80"/>
+        <w:spacing w:after="80" w:line="276" w:lineRule="auto"/>
       </w:pPr>
       <w:r>
         <w:rPr>
           <w:rFonts w:ascii="Calibri" w:hAnsi="Calibri"/>
           <w:b/>
-          <w:color w:val="111827"/>
+          <w:color w:val="323232"/>
           <w:sz w:val="21"/>
         </w:rPr>
-        <w:t>Answer</w:t>
+        <w:t xml:space="preserve">💡 Plain-English Explanation (For All Judges): </w:t>
       </w:r>
       <w:r>
         <w:rPr>
           <w:rFonts w:ascii="Calibri" w:hAnsi="Calibri"/>
+          <w:color w:val="323232"/>
           <w:sz w:val="21"/>
         </w:rPr>
-        <w:t>:</w:t>
+        <w:t>The frontend is the store showroom (fast, beautiful, hosted worldwide on Vercel). The backend is the factory kitchen (heavy math and ML models running on Render). The database is the vault (safe, encrypted, serverless on Neon).</w:t>
       </w:r>
     </w:p>
     <w:p>
       <w:pPr>
-        <w:pStyle w:val="ListBullet"/>
-        <w:spacing w:before="20" w:after="20"/>
-        <w:ind w:left="360"/>
+        <w:spacing w:after="80" w:line="276" w:lineRule="auto"/>
       </w:pPr>
       <w:r>
         <w:rPr>
           <w:rFonts w:ascii="Calibri" w:hAnsi="Calibri"/>
           <w:b/>
-          <w:color w:val="111827"/>
+          <w:color w:val="323232"/>
           <w:sz w:val="21"/>
         </w:rPr>
-        <w:t>On-Premise / Private Cloud Deployable</w:t>
+        <w:t xml:space="preserve">🔬 Deep Technical Defense (For Engineers &amp; Evaluators): </w:t>
       </w:r>
       <w:r>
         <w:rPr>
           <w:rFonts w:ascii="Calibri" w:hAnsi="Calibri"/>
+          <w:color w:val="323232"/>
           <w:sz w:val="21"/>
         </w:rPr>
-        <w:t>: The entire application is 100% containerized with Docker and Docker Compose. It can be deployed inside PSU sovereign VPCs, NIC Cloud, or air-gapped on-premise servers.</w:t>
+        <w:t>Vercel serves the Next.js App Router UI over global CDN with edge caching. Render runs the Python FastAPI service managed via Procfile with dynamic PORT binding (127.0.0.1:$PORT). Neon DB handles PostgreSQL relational hypertables with SSL encryption. Production CORS middleware is configured to permit preflight OPTIONS from all authorized domains.</w:t>
       </w:r>
     </w:p>
     <w:p>
       <w:pPr>
-        <w:pStyle w:val="ListBullet"/>
-        <w:spacing w:before="20" w:after="20"/>
-        <w:ind w:left="360"/>
+        <w:spacing w:after="160"/>
+        <w:pBdr>
+          <w:bottom w:val="dotted" w:sz="6" w:space="1" w:color="CCCCCC"/>
+        </w:pBdr>
+      </w:pPr>
+    </w:p>
+    <w:p>
+      <w:pPr>
+        <w:keepNext/>
+        <w:spacing w:before="320" w:after="120"/>
       </w:pPr>
       <w:r>
         <w:rPr>
           <w:rFonts w:ascii="Calibri" w:hAnsi="Calibri"/>
           <w:b/>
-          <w:color w:val="111827"/>
-          <w:sz w:val="21"/>
+          <w:color w:val="003366"/>
+          <w:sz w:val="32"/>
         </w:rPr>
-        <w:t>Stateless &amp; Open-Source Stack</w:t>
-      </w:r>
-      <w:r>
-        <w:rPr>
-          <w:rFonts w:ascii="Calibri" w:hAnsi="Calibri"/>
-          <w:sz w:val="21"/>
-        </w:rPr>
-        <w:t>: Utilizes production-grade, open-source enterprise components (PostgreSQL, FastAPI, Next.js, PuLP CBC) with zero proprietary SaaS lock-in or outbound data leakage.</w:t>
+        <w:t>Q12: Why did you choose Neon Serverless PostgreSQL over standard MongoDB or MySQL?</w:t>
       </w:r>
     </w:p>
     <w:p>
       <w:pPr>
-        <w:pStyle w:val="ListBullet"/>
-        <w:spacing w:before="20" w:after="20"/>
-        <w:ind w:left="360"/>
+        <w:spacing w:after="80" w:line="276" w:lineRule="auto"/>
       </w:pPr>
       <w:r>
         <w:rPr>
           <w:rFonts w:ascii="Calibri" w:hAnsi="Calibri"/>
           <w:b/>
-          <w:color w:val="111827"/>
+          <w:color w:val="323232"/>
           <w:sz w:val="21"/>
         </w:rPr>
-        <w:t>Role-Based Access Ready</w:t>
+        <w:t xml:space="preserve">🎯 Executive Takeaway: </w:t>
       </w:r>
       <w:r>
         <w:rPr>
           <w:rFonts w:ascii="Calibri" w:hAnsi="Calibri"/>
+          <w:color w:val="323232"/>
           <w:sz w:val="21"/>
         </w:rPr>
-        <w:t>: Database schema and FastAPI routing structure support OAuth2 / JWT authentication for granular procurement officer and executive auditor roles.</w:t>
+        <w:t>Time-series market telemetry and relational procurement audit trails require ACID compliance, connection pooling, and sub-millisecond relational queries.</w:t>
       </w:r>
     </w:p>
     <w:p>
       <w:pPr>
-        <w:spacing w:before="40" w:after="80"/>
-      </w:pPr>
-      <w:r>
-        <w:rPr>
-          <w:rFonts w:ascii="Calibri" w:hAnsi="Calibri"/>
-          <w:sz w:val="21"/>
-        </w:rPr>
-        <w:t>---</w:t>
-      </w:r>
-    </w:p>
-    <w:p>
-      <w:pPr>
-        <w:pStyle w:val="Heading3"/>
-        <w:spacing w:before="160" w:after="60"/>
+        <w:spacing w:after="80" w:line="276" w:lineRule="auto"/>
       </w:pPr>
       <w:r>
         <w:rPr>
           <w:rFonts w:ascii="Calibri" w:hAnsi="Calibri"/>
           <w:b/>
-          <w:color w:val="2B4C7E"/>
-          <w:sz w:val="24"/>
+          <w:color w:val="323232"/>
+          <w:sz w:val="21"/>
         </w:rPr>
-        <w:t>Q10: What is the estimated financial impact / ROI for an enterprise like SAIL or RINL?</w:t>
+        <w:t xml:space="preserve">💡 Plain-English Explanation (For All Judges): </w:t>
+      </w:r>
+      <w:r>
+        <w:rPr>
+          <w:rFonts w:ascii="Calibri" w:hAnsi="Calibri"/>
+          <w:color w:val="323232"/>
+          <w:sz w:val="21"/>
+        </w:rPr>
+        <w:t>If you are running a bank ledger for millions of dollars in shipping contracts, you need a safe that never loses a penny (PostgreSQL ACID). A document store like MongoDB is great for blogs, but steel procurement requires strict relational schemas.</w:t>
       </w:r>
     </w:p>
     <w:p>
       <w:pPr>
-        <w:spacing w:before="40" w:after="80"/>
+        <w:spacing w:after="80" w:line="276" w:lineRule="auto"/>
       </w:pPr>
       <w:r>
         <w:rPr>
           <w:rFonts w:ascii="Calibri" w:hAnsi="Calibri"/>
           <w:b/>
-          <w:color w:val="111827"/>
+          <w:color w:val="323232"/>
           <w:sz w:val="21"/>
         </w:rPr>
-        <w:t>Answer</w:t>
+        <w:t xml:space="preserve">🔬 Deep Technical Defense (For Engineers &amp; Evaluators): </w:t>
       </w:r>
       <w:r>
         <w:rPr>
           <w:rFonts w:ascii="Calibri" w:hAnsi="Calibri"/>
+          <w:color w:val="323232"/>
           <w:sz w:val="21"/>
         </w:rPr>
-        <w:t>:</w:t>
+        <w:t>Neon DB provides serverless autoscaling compute with instant branch-on-demand staging environments and built-in PgBouncer connection pooling. This allows hundreds of concurrent procurement queries without exhausting database connection limits during heavy tender bidding windows.</w:t>
       </w:r>
     </w:p>
     <w:p>
       <w:pPr>
-        <w:pStyle w:val="ListBullet"/>
-        <w:spacing w:before="20" w:after="20"/>
-        <w:ind w:left="360"/>
+        <w:spacing w:after="160"/>
+        <w:pBdr>
+          <w:bottom w:val="dotted" w:sz="6" w:space="1" w:color="CCCCCC"/>
+        </w:pBdr>
+      </w:pPr>
+    </w:p>
+    <w:p>
+      <w:pPr>
+        <w:keepNext/>
+        <w:spacing w:before="320" w:after="120"/>
       </w:pPr>
       <w:r>
         <w:rPr>
           <w:rFonts w:ascii="Calibri" w:hAnsi="Calibri"/>
           <w:b/>
-          <w:color w:val="111827"/>
-          <w:sz w:val="21"/>
+          <w:color w:val="003366"/>
+          <w:sz w:val="32"/>
         </w:rPr>
-        <w:t>Scale of Procurement</w:t>
-      </w:r>
-      <w:r>
-        <w:rPr>
-          <w:rFonts w:ascii="Calibri" w:hAnsi="Calibri"/>
-          <w:sz w:val="21"/>
-        </w:rPr>
-        <w:t>: An integrated steel plant consuming 10 MT of imported coal spends $\approx \$200\text{–}\$250\text{ Million}$ annually on ocean freight.</w:t>
+        <w:t>Q13: How does the system comply with Government of India IT and Cybersecurity standards (MeitY/NIC)?</w:t>
       </w:r>
     </w:p>
     <w:p>
       <w:pPr>
-        <w:pStyle w:val="ListBullet"/>
-        <w:spacing w:before="20" w:after="20"/>
-        <w:ind w:left="360"/>
+        <w:spacing w:after="80" w:line="276" w:lineRule="auto"/>
       </w:pPr>
       <w:r>
         <w:rPr>
           <w:rFonts w:ascii="Calibri" w:hAnsi="Calibri"/>
           <w:b/>
-          <w:color w:val="111827"/>
+          <w:color w:val="323232"/>
           <w:sz w:val="21"/>
         </w:rPr>
-        <w:t>Conservative 3–5% Freight Optimization</w:t>
+        <w:t xml:space="preserve">🎯 Executive Takeaway: </w:t>
       </w:r>
       <w:r>
         <w:rPr>
           <w:rFonts w:ascii="Calibri" w:hAnsi="Calibri"/>
+          <w:color w:val="323232"/>
           <w:sz w:val="21"/>
         </w:rPr>
-        <w:t xml:space="preserve">: Saving just $\$0.80\text{–}\$1.20/\text{MT}$ through optimized charter timing and vessel class matching translates to </w:t>
-      </w:r>
-      <w:r>
-        <w:rPr>
-          <w:rFonts w:ascii="Calibri" w:hAnsi="Calibri"/>
-          <w:b/>
-          <w:color w:val="111827"/>
-          <w:sz w:val="21"/>
-        </w:rPr>
-        <w:t>\$8 to \$12 Million (₹65 to ₹100 Crore) in direct annual savings</w:t>
-      </w:r>
-      <w:r>
-        <w:rPr>
-          <w:rFonts w:ascii="Calibri" w:hAnsi="Calibri"/>
-          <w:sz w:val="21"/>
-        </w:rPr>
-        <w:t>.</w:t>
+        <w:t>It is 100% open-source, stateless, and containerized with Docker — deployable within sovereign NIC Cloud, PSU private VPCs, or air-gapped internal servers.</w:t>
       </w:r>
     </w:p>
     <w:p>
       <w:pPr>
-        <w:pStyle w:val="ListBullet"/>
-        <w:spacing w:before="20" w:after="20"/>
-        <w:ind w:left="360"/>
+        <w:spacing w:after="80" w:line="276" w:lineRule="auto"/>
       </w:pPr>
       <w:r>
         <w:rPr>
           <w:rFonts w:ascii="Calibri" w:hAnsi="Calibri"/>
           <w:b/>
-          <w:color w:val="111827"/>
+          <w:color w:val="323232"/>
           <w:sz w:val="21"/>
         </w:rPr>
-        <w:t>Demurrage Reduction</w:t>
+        <w:t xml:space="preserve">💡 Plain-English Explanation (For All Judges): </w:t>
       </w:r>
       <w:r>
         <w:rPr>
           <w:rFonts w:ascii="Calibri" w:hAnsi="Calibri"/>
+          <w:color w:val="323232"/>
           <w:sz w:val="21"/>
         </w:rPr>
-        <w:t xml:space="preserve">: Eliminating 15–20 stranded vessel days per plant saves an additional </w:t>
-      </w:r>
-      <w:r>
-        <w:rPr>
-          <w:rFonts w:ascii="Calibri" w:hAnsi="Calibri"/>
-          <w:b/>
-          <w:color w:val="111827"/>
-          <w:sz w:val="21"/>
-        </w:rPr>
-        <w:t>\$500,000 (₹4+ Crore)</w:t>
-      </w:r>
-      <w:r>
-        <w:rPr>
-          <w:rFonts w:ascii="Calibri" w:hAnsi="Calibri"/>
-          <w:sz w:val="21"/>
-        </w:rPr>
-        <w:t xml:space="preserve"> annually in avoided penalties.</w:t>
+        <w:t>There are no foreign proprietary black-boxes. The entire system can be installed on an Indian government server inside SAIL or the Ministry of Steel without any data ever leaving the country.</w:t>
       </w:r>
     </w:p>
     <w:p>
       <w:pPr>
-        <w:pStyle w:val="ListBullet"/>
-        <w:spacing w:before="20" w:after="20"/>
-        <w:ind w:left="360"/>
+        <w:spacing w:after="80" w:line="276" w:lineRule="auto"/>
       </w:pPr>
       <w:r>
         <w:rPr>
           <w:rFonts w:ascii="Calibri" w:hAnsi="Calibri"/>
           <w:b/>
-          <w:color w:val="111827"/>
+          <w:color w:val="323232"/>
           <w:sz w:val="21"/>
         </w:rPr>
-        <w:t>Payback Period</w:t>
+        <w:t xml:space="preserve">🔬 Deep Technical Defense (For Engineers &amp; Evaluators): </w:t>
       </w:r>
       <w:r>
         <w:rPr>
           <w:rFonts w:ascii="Calibri" w:hAnsi="Calibri"/>
+          <w:color w:val="323232"/>
           <w:sz w:val="21"/>
         </w:rPr>
-        <w:t>: The system pays for itself on the very first multi-vessel procurement cycle.</w:t>
+        <w:t>The architecture has zero proprietary SaaS dependencies. All libraries (FastAPI, PuLP, LightGBM, Prophet, PostgreSQL) are open-source. It complies with MeitY guidelines for data sovereignty, TLS 1.3 encryption in transit, parameterized SQL queries preventing SQL injection, and role-based access control (RBAC) readiness.</w:t>
       </w:r>
+    </w:p>
+    <w:p>
+      <w:pPr>
+        <w:spacing w:after="160"/>
+        <w:pBdr>
+          <w:bottom w:val="dotted" w:sz="6" w:space="1" w:color="CCCCCC"/>
+        </w:pBdr>
+      </w:pPr>
+    </w:p>
+    <w:p>
+      <w:pPr>
+        <w:keepNext/>
+        <w:spacing w:before="320" w:after="120"/>
+      </w:pPr>
+      <w:r>
+        <w:rPr>
+          <w:rFonts w:ascii="Calibri" w:hAnsi="Calibri"/>
+          <w:b/>
+          <w:color w:val="003366"/>
+          <w:sz w:val="32"/>
+        </w:rPr>
+        <w:t>Q14: What is the exact Return on Investment (ROI) and financial impact for SAIL, RINL, or NMDC?</w:t>
+      </w:r>
+    </w:p>
+    <w:p>
+      <w:pPr>
+        <w:spacing w:after="80" w:line="276" w:lineRule="auto"/>
+      </w:pPr>
+      <w:r>
+        <w:rPr>
+          <w:rFonts w:ascii="Calibri" w:hAnsi="Calibri"/>
+          <w:b/>
+          <w:color w:val="323232"/>
+          <w:sz w:val="21"/>
+        </w:rPr>
+        <w:t xml:space="preserve">🎯 Executive Takeaway: </w:t>
+      </w:r>
+      <w:r>
+        <w:rPr>
+          <w:rFonts w:ascii="Calibri" w:hAnsi="Calibri"/>
+          <w:color w:val="323232"/>
+          <w:sz w:val="21"/>
+        </w:rPr>
+        <w:t>A 3% to 5% savings on bulk maritime logistics saves an integrated steel PSU between ₹65 Crore and ₹110 Crore every single year.</w:t>
+      </w:r>
+    </w:p>
+    <w:p>
+      <w:pPr>
+        <w:spacing w:after="80" w:line="276" w:lineRule="auto"/>
+      </w:pPr>
+      <w:r>
+        <w:rPr>
+          <w:rFonts w:ascii="Calibri" w:hAnsi="Calibri"/>
+          <w:b/>
+          <w:color w:val="323232"/>
+          <w:sz w:val="21"/>
+        </w:rPr>
+        <w:t xml:space="preserve">💡 Plain-English Explanation (For All Judges): </w:t>
+      </w:r>
+      <w:r>
+        <w:rPr>
+          <w:rFonts w:ascii="Calibri" w:hAnsi="Calibri"/>
+          <w:color w:val="323232"/>
+          <w:sz w:val="21"/>
+        </w:rPr>
+        <w:t>A steel plant is like a giant kitchen that spends ₹2,000 Crore a year just on grocery delivery fees. By timing the deliveries smartly and avoiding parking tickets, we save 3 to 5 paise on every rupee — which adds up to ₹100 Crore in real profit.</w:t>
+      </w:r>
+    </w:p>
+    <w:p>
+      <w:pPr>
+        <w:spacing w:after="80" w:line="276" w:lineRule="auto"/>
+      </w:pPr>
+      <w:r>
+        <w:rPr>
+          <w:rFonts w:ascii="Calibri" w:hAnsi="Calibri"/>
+          <w:b/>
+          <w:color w:val="323232"/>
+          <w:sz w:val="21"/>
+        </w:rPr>
+        <w:t xml:space="preserve">🔬 Deep Technical Defense (For Engineers &amp; Evaluators): </w:t>
+      </w:r>
+      <w:r>
+        <w:rPr>
+          <w:rFonts w:ascii="Calibri" w:hAnsi="Calibri"/>
+          <w:color w:val="323232"/>
+          <w:sz w:val="21"/>
+        </w:rPr>
+        <w:t>Quantitative breakdown: An integrated steel producer importing 10 MT of coking coal spends approximately $200–$250 Million on ocean freight. Saving just $1.00/MT through optimized charter timing and parcel allocation saves $10 Million (₹83 Crore). Eliminating 20 days of demurrage across 60 vessel voyages saves another $500,000 (₹4+ Crore). The software pays for its development cost on the very first multi-vessel charter tender.</w:t>
+      </w:r>
+    </w:p>
+    <w:p>
+      <w:pPr>
+        <w:spacing w:after="160"/>
+        <w:pBdr>
+          <w:bottom w:val="dotted" w:sz="6" w:space="1" w:color="CCCCCC"/>
+        </w:pBdr>
+      </w:pPr>
+    </w:p>
+    <w:p>
+      <w:pPr>
+        <w:keepNext/>
+        <w:spacing w:before="320" w:after="120"/>
+      </w:pPr>
+      <w:r>
+        <w:rPr>
+          <w:rFonts w:ascii="Calibri" w:hAnsi="Calibri"/>
+          <w:b/>
+          <w:color w:val="003366"/>
+          <w:sz w:val="32"/>
+        </w:rPr>
+        <w:t>Q15: What are your future implementation milestones for full-scale deployment in the Ministry of Steel?</w:t>
+      </w:r>
+    </w:p>
+    <w:p>
+      <w:pPr>
+        <w:spacing w:after="80" w:line="276" w:lineRule="auto"/>
+      </w:pPr>
+      <w:r>
+        <w:rPr>
+          <w:rFonts w:ascii="Calibri" w:hAnsi="Calibri"/>
+          <w:b/>
+          <w:color w:val="323232"/>
+          <w:sz w:val="21"/>
+        </w:rPr>
+        <w:t xml:space="preserve">🎯 Executive Takeaway: </w:t>
+      </w:r>
+      <w:r>
+        <w:rPr>
+          <w:rFonts w:ascii="Calibri" w:hAnsi="Calibri"/>
+          <w:color w:val="323232"/>
+          <w:sz w:val="21"/>
+        </w:rPr>
+        <w:t>Phase 1 is complete (DSS Command Center); Phase 2 integrates live AIS satellite vessel tracking; Phase 3 connects national e-procurement portals (MSTC/GeM).</w:t>
+      </w:r>
+    </w:p>
+    <w:p>
+      <w:pPr>
+        <w:spacing w:after="80" w:line="276" w:lineRule="auto"/>
+      </w:pPr>
+      <w:r>
+        <w:rPr>
+          <w:rFonts w:ascii="Calibri" w:hAnsi="Calibri"/>
+          <w:b/>
+          <w:color w:val="323232"/>
+          <w:sz w:val="21"/>
+        </w:rPr>
+        <w:t xml:space="preserve">💡 Plain-English Explanation (For All Judges): </w:t>
+      </w:r>
+      <w:r>
+        <w:rPr>
+          <w:rFonts w:ascii="Calibri" w:hAnsi="Calibri"/>
+          <w:color w:val="323232"/>
+          <w:sz w:val="21"/>
+        </w:rPr>
+        <w:t>Right now, our software is the pilot's intelligent navigation dashboard. Our next step is to connect live satellite radar so we can track the exact physical GPS position of every ship in the Indian Ocean in real time.</w:t>
+      </w:r>
+    </w:p>
+    <w:p>
+      <w:pPr>
+        <w:spacing w:after="80" w:line="276" w:lineRule="auto"/>
+      </w:pPr>
+      <w:r>
+        <w:rPr>
+          <w:rFonts w:ascii="Calibri" w:hAnsi="Calibri"/>
+          <w:b/>
+          <w:color w:val="323232"/>
+          <w:sz w:val="21"/>
+        </w:rPr>
+        <w:t xml:space="preserve">🔬 Deep Technical Defense (For Engineers &amp; Evaluators): </w:t>
+      </w:r>
+      <w:r>
+        <w:rPr>
+          <w:rFonts w:ascii="Calibri" w:hAnsi="Calibri"/>
+          <w:color w:val="323232"/>
+          <w:sz w:val="21"/>
+        </w:rPr>
+        <w:t>Roadmap: (1) Ingest live AIS (Automatic Identification System) satellite feeds to predict port ETA down to the hour. (2) Deepen multi-modal rail integration (rake availability from Paradip/Vizag to Bhilai/Rourkela). (3) Deploy automated smart tender generation for MSTC and GeM portals with digital audit signatures.</w:t>
+      </w:r>
+    </w:p>
+    <w:p>
+      <w:pPr>
+        <w:spacing w:after="160"/>
+        <w:pBdr>
+          <w:bottom w:val="dotted" w:sz="6" w:space="1" w:color="CCCCCC"/>
+        </w:pBdr>
+      </w:pPr>
     </w:p>
     <w:sectPr>
       <w:pgSz w:w="12240" w:h="15840"/>
@@ -1923,11 +1822,6 @@
     <w:name w:val="Normal"/>
     <w:qFormat/>
     <w:rsid w:val="00FC693F"/>
-    <w:rPr>
-      <w:rFonts w:ascii="Calibri" w:hAnsi="Calibri"/>
-      <w:color w:val="222222"/>
-      <w:sz w:val="21"/>
-    </w:rPr>
   </w:style>
   <w:style w:type="paragraph" w:styleId="Header">
     <w:name w:val="header"/>
